--- a/docs/literature/Literature_review_Information_Theory_2020-2026.docx
+++ b/docs/literature/Literature_review_Information_Theory_2020-2026.docx
@@ -15,7 +15,7 @@
           <w:sz w:val="22"/>
           <w:szCs w:val="22"/>
         </w:rPr>
-        <w:t xml:space="preserve">SCIENTIFIC LITERATURE REVIEW</w:t>
+        <w:t xml:space="preserve">SCIENTIFIC LITERATURE SEARCH</w:t>
       </w:r>
     </w:p>
     <w:p>
@@ -1782,7 +1782,7 @@
         </m:d>
       </m:oMath>
       <w:r>
-        <w:t xml:space="preserve">, are powerful also outside communication: they were used to prove the polynomial Freiman–Ruzsa conjecture [O1].</w:t>
+        <w:t xml:space="preserve">, are powerful outside communication as well: they were used to prove the polynomial Freiman–Ruzsa conjecture [O1].</w:t>
       </w:r>
     </w:p>
     <w:p>
@@ -3770,7 +3770,7 @@
         </m:d>
       </m:oMath>
       <w:r>
-        <w:t xml:space="preserve"> replace their classical counterparts [B9]. In quantum cryptography, the quantity that matters is the smooth min-entropy, because it gives how much secret key can be extracted. The entropy accumulation theorem states that, for a process with </w:t>
+        <w:t xml:space="preserve"> replace their classical counterparts [B9]. In quantum cryptography, the quantity that matters is the smooth min-entropy, because it determines how much secret key can be extracted. The entropy accumulation theorem states that, for a process with </w:t>
       </w:r>
       <m:oMath>
         <m:r>
@@ -4311,7 +4311,7 @@
         </m:d>
       </m:oMath>
       <w:r>
-        <w:t xml:space="preserve">. For variational estimators, the Donsker–Varadhan lower bound has a variance that grows exponentially with the information itself [S1], so the direct estimation of large information requires an exponential number of samples.</w:t>
+        <w:t xml:space="preserve">. For variational estimators, the Donsker–Varadhan lower bound has a variance that grows exponentially with the information itself [S1], so direct estimation of large information values requires an exponential number of samples.</w:t>
       </w:r>
     </w:p>
     <w:p>
@@ -4975,7 +4975,7 @@
         <w:t xml:space="preserve">INNOVATION  </w:t>
       </w:r>
       <w:r>
-        <w:t xml:space="preserve">The goal EIG should not be seen only as a number for ranking: with the estimation inequality it gives a floor for the error of the salt prediction that no inversion method can beat with those wells. With the chain rule, it can be computed exactly also for priors with facies scenarios, without nested Monte Carlo.</w:t>
+        <w:t xml:space="preserve">The goal EIG should not be seen only as a number for ranking: with the estimation inequality it gives a floor for the error of the salt prediction that no inversion method can get below with those wells. With the chain rule, it can be computed exactly also for priors with facies scenarios, without nested Monte Carlo.</w:t>
       </w:r>
     </w:p>
     <w:p>
@@ -7875,7 +7875,7 @@
             <w:vAlign w:val="top"/>
           </w:tcPr>
           <w:p>
-            <w:hyperlink w:history="1" r:id="rId5pqdcngahbpm1mbilzb1c">
+            <w:hyperlink w:history="1" r:id="rIdsz7m9maw_pbl7yb53wcav">
               <w:r>
                 <w:rPr>
                   <w:color w:val="1D4ED8"/>
@@ -7965,7 +7965,7 @@
                 <w:sz w:val="18"/>
                 <w:szCs w:val="18"/>
               </w:rPr>
-              <w:t xml:space="preserve">Topics</w:t>
+              <w:t xml:space="preserve">Topic</w:t>
             </w:r>
           </w:p>
         </w:tc>
@@ -9217,7 +9217,7 @@
             <w:vAlign w:val="top"/>
           </w:tcPr>
           <w:p>
-            <w:hyperlink w:history="1" r:id="rIdi4sxn4jb3mkgklzlfjnsp">
+            <w:hyperlink w:history="1" r:id="rIdl5aeigadvmsjel8ojcvmg">
               <w:r>
                 <w:rPr>
                   <w:color w:val="1D4ED8"/>
@@ -9307,7 +9307,7 @@
                 <w:sz w:val="18"/>
                 <w:szCs w:val="18"/>
               </w:rPr>
-              <w:t xml:space="preserve">Topics</w:t>
+              <w:t xml:space="preserve">Topic</w:t>
             </w:r>
           </w:p>
         </w:tc>
@@ -10267,7 +10267,7 @@
             <w:vAlign w:val="top"/>
           </w:tcPr>
           <w:p>
-            <w:hyperlink w:history="1" r:id="rIdm8b-3hylu19aaamer-zxv">
+            <w:hyperlink w:history="1" r:id="rIdcvsr0zeohta_8efbz7fnq">
               <w:r>
                 <w:rPr>
                   <w:color w:val="1D4ED8"/>
@@ -10357,7 +10357,7 @@
                 <w:sz w:val="18"/>
                 <w:szCs w:val="18"/>
               </w:rPr>
-              <w:t xml:space="preserve">Topics</w:t>
+              <w:t xml:space="preserve">Topic</w:t>
             </w:r>
           </w:p>
         </w:tc>
@@ -11541,7 +11541,7 @@
             <w:vAlign w:val="top"/>
           </w:tcPr>
           <w:p>
-            <w:hyperlink w:history="1" r:id="rIdmgucx0qphp3o2aolrtnk2">
+            <w:hyperlink w:history="1" r:id="rIdxni4i5dpchjdkty-r2vht">
               <w:r>
                 <w:rPr>
                   <w:color w:val="1D4ED8"/>
@@ -11631,7 +11631,7 @@
                 <w:sz w:val="18"/>
                 <w:szCs w:val="18"/>
               </w:rPr>
-              <w:t xml:space="preserve">Topics</w:t>
+              <w:t xml:space="preserve">Topic</w:t>
             </w:r>
           </w:p>
         </w:tc>
@@ -12557,7 +12557,7 @@
         <w:t xml:space="preserve">Link to the theoretical introduction. </w:t>
       </w:r>
       <w:r>
-        <w:t xml:space="preserve">An example for section 1.4: distributed optimization as a causal rate–distortion problem. For the project, the same reasoning gives how many bits are needed to transmit the salinity measurements from distant wells without losing accuracy in the inversion.</w:t>
+        <w:t xml:space="preserve">An example for section 1.4: distributed optimization as a causal rate–distortion problem. For the project, the same reasoning shows how many bits are needed to transmit the salinity measurements from distant wells without losing accuracy in the inversion.</w:t>
       </w:r>
     </w:p>
     <w:p>
@@ -12781,7 +12781,7 @@
             <w:vAlign w:val="top"/>
           </w:tcPr>
           <w:p>
-            <w:hyperlink w:history="1" r:id="rIdtoo1hywvdgeen_jpkakwd">
+            <w:hyperlink w:history="1" r:id="rIducm_hpznfav9lffrerqqg">
               <w:r>
                 <w:rPr>
                   <w:color w:val="1D4ED8"/>
@@ -12871,7 +12871,7 @@
                 <w:sz w:val="18"/>
                 <w:szCs w:val="18"/>
               </w:rPr>
-              <w:t xml:space="preserve">Topics</w:t>
+              <w:t xml:space="preserve">Topic</w:t>
             </w:r>
           </w:p>
         </w:tc>
@@ -14013,7 +14013,7 @@
             <w:vAlign w:val="top"/>
           </w:tcPr>
           <w:p>
-            <w:hyperlink w:history="1" r:id="rIdzt2oyv_g2ae3ecuotnl0u">
+            <w:hyperlink w:history="1" r:id="rIdztsu-pnllqenqxlmhcn6z">
               <w:r>
                 <w:rPr>
                   <w:color w:val="1D4ED8"/>
@@ -14103,7 +14103,7 @@
                 <w:sz w:val="18"/>
                 <w:szCs w:val="18"/>
               </w:rPr>
-              <w:t xml:space="preserve">Topics</w:t>
+              <w:t xml:space="preserve">Topic</w:t>
             </w:r>
           </w:p>
         </w:tc>
@@ -15181,7 +15181,7 @@
             <w:vAlign w:val="top"/>
           </w:tcPr>
           <w:p>
-            <w:hyperlink w:history="1" r:id="rIdmwv0z8la1ivaluhlxuqpc">
+            <w:hyperlink w:history="1" r:id="rIdmxo8gyvnqyruw9sq0i_yb">
               <w:r>
                 <w:rPr>
                   <w:color w:val="1D4ED8"/>
@@ -15271,7 +15271,7 @@
                 <w:sz w:val="18"/>
                 <w:szCs w:val="18"/>
               </w:rPr>
-              <w:t xml:space="preserve">Topics</w:t>
+              <w:t xml:space="preserve">Topic</w:t>
             </w:r>
           </w:p>
         </w:tc>
@@ -16356,7 +16356,7 @@
             <w:vAlign w:val="top"/>
           </w:tcPr>
           <w:p>
-            <w:hyperlink w:history="1" r:id="rId1y7w1dci0yikx1g4xu-7j">
+            <w:hyperlink w:history="1" r:id="rId8pofol-d8c0tcj6khukdb">
               <w:r>
                 <w:rPr>
                   <w:color w:val="1D4ED8"/>
@@ -16446,7 +16446,7 @@
                 <w:sz w:val="18"/>
                 <w:szCs w:val="18"/>
               </w:rPr>
-              <w:t xml:space="preserve">Topics</w:t>
+              <w:t xml:space="preserve">Topic</w:t>
             </w:r>
           </w:p>
         </w:tc>
@@ -16547,7 +16547,7 @@
         <w:t xml:space="preserve">Summary. </w:t>
       </w:r>
       <w:r>
-        <w:t xml:space="preserve">Classical adaptive design recomputes the posterior and optimizes the EIG after every experiment, which is far too slow for real-time decisions. DAD pre-trains a policy network that maps the history of designs and outcomes to the next design; at deployment each decision requires only one forward pass, i.e. milliseconds. Theorem 1 shows that the total EIG of a policy is the expected sum of the conditional EIGs, step by step. Training uses the sequential contrastive bound sPCE, which is a lower bound of the total EIG, requires no posterior computation and becomes tighter as the number </w:t>
+        <w:t xml:space="preserve">Classical adaptive design recomputes the posterior and optimizes the EIG after every experiment, which is too slow for real-time decisions. DAD pre-trains a policy network that maps the history of designs and outcomes to the next design; at deployment each decision requires only one forward pass, i.e. milliseconds. Theorem 1 shows that the total EIG of a policy is the expected sum of the conditional EIGs, step by step. Training uses the sequential contrastive bound sPCE, which is a lower bound on the total EIG, requires no posterior computation and becomes tighter as the number </w:t>
       </w:r>
       <m:oMath>
         <m:r>
@@ -17240,7 +17240,7 @@
         <w:t xml:space="preserve">INNOVATION  </w:t>
       </w:r>
       <w:r>
-        <w:t xml:space="preserve">Amortization of adaptive design: a policy network trained with a contrastive bound of the total EIG replaces the optimization after every experiment.</w:t>
+        <w:t xml:space="preserve">Amortization of adaptive design: a policy network trained with a contrastive bound on the total EIG replaces the optimization after every experiment.</w:t>
       </w:r>
     </w:p>
     <w:p>
@@ -17442,7 +17442,7 @@
             <w:vAlign w:val="top"/>
           </w:tcPr>
           <w:p>
-            <w:hyperlink w:history="1" r:id="rIdcmwwkwwzoqzmedvp6f7li">
+            <w:hyperlink w:history="1" r:id="rId93or4x10ddb6s0h87lb00">
               <w:r>
                 <w:rPr>
                   <w:color w:val="1D4ED8"/>
@@ -17532,7 +17532,7 @@
                 <w:sz w:val="18"/>
                 <w:szCs w:val="18"/>
               </w:rPr>
-              <w:t xml:space="preserve">Topics</w:t>
+              <w:t xml:space="preserve">Topic</w:t>
             </w:r>
           </w:p>
         </w:tc>
@@ -19088,7 +19088,7 @@
             <w:vAlign w:val="top"/>
           </w:tcPr>
           <w:p>
-            <w:hyperlink w:history="1" r:id="rIdy7lu0qjxam_wgljpby0am">
+            <w:hyperlink w:history="1" r:id="rIdrhikybuy_8zdrsm26oozm">
               <w:r>
                 <w:rPr>
                   <w:color w:val="1D4ED8"/>
@@ -19178,7 +19178,7 @@
                 <w:sz w:val="18"/>
                 <w:szCs w:val="18"/>
               </w:rPr>
-              <w:t xml:space="preserve">Topics</w:t>
+              <w:t xml:space="preserve">Topic</w:t>
             </w:r>
           </w:p>
         </w:tc>
@@ -20275,7 +20275,7 @@
             <w:vAlign w:val="top"/>
           </w:tcPr>
           <w:p>
-            <w:hyperlink w:history="1" r:id="rIdxm52bfhwwicevhoml5mdk">
+            <w:hyperlink w:history="1" r:id="rIdpzauomqehye9xb8cyiqxc">
               <w:r>
                 <w:rPr>
                   <w:color w:val="1D4ED8"/>
@@ -20365,7 +20365,7 @@
                 <w:sz w:val="18"/>
                 <w:szCs w:val="18"/>
               </w:rPr>
-              <w:t xml:space="preserve">Topics</w:t>
+              <w:t xml:space="preserve">Topic</w:t>
             </w:r>
           </w:p>
         </w:tc>
@@ -21265,7 +21265,7 @@
         <w:t xml:space="preserve">Link to the theoretical introduction. </w:t>
       </w:r>
       <w:r>
-        <w:t xml:space="preserve">An example for section 1.3 of finite-length coding with many users. For the project, the same model describes a large network of salinity sensors that each send a few bits to a central station.</w:t>
+        <w:t xml:space="preserve">An example of finite-length coding with many users, for section 1.3. For the project, the same model describes a large network of salinity sensors that each send a few bits to a central station.</w:t>
       </w:r>
     </w:p>
     <w:p>
@@ -21468,7 +21468,7 @@
             <w:vAlign w:val="top"/>
           </w:tcPr>
           <w:p>
-            <w:hyperlink w:history="1" r:id="rIdwmi61wpae-ikhxfweapqt">
+            <w:hyperlink w:history="1" r:id="rIdcnezo2hntdpvrwjgcpsx4">
               <w:r>
                 <w:rPr>
                   <w:color w:val="1D4ED8"/>
@@ -21558,7 +21558,7 @@
                 <w:sz w:val="18"/>
                 <w:szCs w:val="18"/>
               </w:rPr>
-              <w:t xml:space="preserve">Topics</w:t>
+              <w:t xml:space="preserve">Topic</w:t>
             </w:r>
           </w:p>
         </w:tc>
@@ -22597,7 +22597,7 @@
             <w:vAlign w:val="top"/>
           </w:tcPr>
           <w:p>
-            <w:hyperlink w:history="1" r:id="rId0iapgfzu-6v_blgdgsfei">
+            <w:hyperlink w:history="1" r:id="rId1ppeshdkvzferkttoxpin">
               <w:r>
                 <w:rPr>
                   <w:color w:val="1D4ED8"/>
@@ -22687,7 +22687,7 @@
                 <w:sz w:val="18"/>
                 <w:szCs w:val="18"/>
               </w:rPr>
-              <w:t xml:space="preserve">Topics</w:t>
+              <w:t xml:space="preserve">Topic</w:t>
             </w:r>
           </w:p>
         </w:tc>
@@ -23796,7 +23796,7 @@
             <w:vAlign w:val="top"/>
           </w:tcPr>
           <w:p>
-            <w:hyperlink w:history="1" r:id="rIdj8rpbtumpb--xpsmjcw3t">
+            <w:hyperlink w:history="1" r:id="rIdjgdskh1tlhus18gx1pbbq">
               <w:r>
                 <w:rPr>
                   <w:color w:val="1D4ED8"/>
@@ -23886,7 +23886,7 @@
                 <w:sz w:val="18"/>
                 <w:szCs w:val="18"/>
               </w:rPr>
-              <w:t xml:space="preserve">Topics</w:t>
+              <w:t xml:space="preserve">Topic</w:t>
             </w:r>
           </w:p>
         </w:tc>
@@ -24943,7 +24943,7 @@
             <w:vAlign w:val="top"/>
           </w:tcPr>
           <w:p>
-            <w:hyperlink w:history="1" r:id="rIdyydx3ufcxz4ez8mrhmejt">
+            <w:hyperlink w:history="1" r:id="rId2le5xdf59fqgkly9rsfvv">
               <w:r>
                 <w:rPr>
                   <w:color w:val="1D4ED8"/>
@@ -25033,7 +25033,7 @@
                 <w:sz w:val="18"/>
                 <w:szCs w:val="18"/>
               </w:rPr>
-              <w:t xml:space="preserve">Topics</w:t>
+              <w:t xml:space="preserve">Topic</w:t>
             </w:r>
           </w:p>
         </w:tc>
@@ -26099,7 +26099,7 @@
             <w:vAlign w:val="top"/>
           </w:tcPr>
           <w:p>
-            <w:hyperlink w:history="1" r:id="rIdd9ivkrk8kkd-re9l9hzdk">
+            <w:hyperlink w:history="1" r:id="rIdktut_wkseizwv817hudfb">
               <w:r>
                 <w:rPr>
                   <w:color w:val="1D4ED8"/>
@@ -26189,7 +26189,7 @@
                 <w:sz w:val="18"/>
                 <w:szCs w:val="18"/>
               </w:rPr>
-              <w:t xml:space="preserve">Topics</w:t>
+              <w:t xml:space="preserve">Topic</w:t>
             </w:r>
           </w:p>
         </w:tc>
@@ -27179,7 +27179,7 @@
             <w:vAlign w:val="top"/>
           </w:tcPr>
           <w:p>
-            <w:hyperlink w:history="1" r:id="rIdfzp2evkbkfeefvjv9kwsn">
+            <w:hyperlink w:history="1" r:id="rIdwvfrhw6lgsd0niw822eaj">
               <w:r>
                 <w:rPr>
                   <w:color w:val="1D4ED8"/>
@@ -27269,7 +27269,7 @@
                 <w:sz w:val="18"/>
                 <w:szCs w:val="18"/>
               </w:rPr>
-              <w:t xml:space="preserve">Topics</w:t>
+              <w:t xml:space="preserve">Topic</w:t>
             </w:r>
           </w:p>
         </w:tc>
@@ -28336,7 +28336,7 @@
             <w:vAlign w:val="top"/>
           </w:tcPr>
           <w:p>
-            <w:hyperlink w:history="1" r:id="rId5ph5uh_zjgzayjwmohitb">
+            <w:hyperlink w:history="1" r:id="rIdmfie_eeot7br8moftckdk">
               <w:r>
                 <w:rPr>
                   <w:color w:val="1D4ED8"/>
@@ -28426,7 +28426,7 @@
                 <w:sz w:val="18"/>
                 <w:szCs w:val="18"/>
               </w:rPr>
-              <w:t xml:space="preserve">Topics</w:t>
+              <w:t xml:space="preserve">Topic</w:t>
             </w:r>
           </w:p>
         </w:tc>
@@ -29393,7 +29393,7 @@
             <w:vAlign w:val="top"/>
           </w:tcPr>
           <w:p>
-            <w:hyperlink w:history="1" r:id="rId4yr364kb8mafcg8h5vm0m">
+            <w:hyperlink w:history="1" r:id="rIdszrhs6x_idoh8mpjha2rt">
               <w:r>
                 <w:rPr>
                   <w:color w:val="1D4ED8"/>
@@ -29483,7 +29483,7 @@
                 <w:sz w:val="18"/>
                 <w:szCs w:val="18"/>
               </w:rPr>
-              <w:t xml:space="preserve">Topics</w:t>
+              <w:t xml:space="preserve">Topic</w:t>
             </w:r>
           </w:p>
         </w:tc>
@@ -30408,7 +30408,7 @@
         <w:t xml:space="preserve">INNOVATION  </w:t>
       </w:r>
       <w:r>
-        <w:t xml:space="preserve">Entropy accumulation without the Markov condition, with a new chain rule for Rényi entropies, which opens device-independent cryptography with parties that do not trust each other.</w:t>
+        <w:t xml:space="preserve">Entropy accumulation without the Markov condition, with a new chain rule for Rényi entropies, which opens up device-independent cryptography to parties that do not trust each other.</w:t>
       </w:r>
     </w:p>
     <w:p>
@@ -30589,7 +30589,7 @@
             <w:vAlign w:val="top"/>
           </w:tcPr>
           <w:p>
-            <w:hyperlink w:history="1" r:id="rIdfoeuexjj950cyo5h-ndm4">
+            <w:hyperlink w:history="1" r:id="rIdroyrti1uintbxek5v14bq">
               <w:r>
                 <w:rPr>
                   <w:color w:val="1D4ED8"/>
@@ -30679,7 +30679,7 @@
                 <w:sz w:val="18"/>
                 <w:szCs w:val="18"/>
               </w:rPr>
-              <w:t xml:space="preserve">Topics</w:t>
+              <w:t xml:space="preserve">Topic</w:t>
             </w:r>
           </w:p>
         </w:tc>
@@ -33774,7 +33774,7 @@
         <w:jc w:val="both"/>
       </w:pPr>
       <w:r>
-        <w:t xml:space="preserve">Four articles touch the field of the project directly. The review [O2] places the EIG, as mutual information, at the center of Bayesian design; amortized policies [O4] make adaptive design fast; and two objective-oriented criteria, EPIG [O3] and ITL [E4], measure information about what must be predicted, not about the parameters.</w:t>
+        <w:t xml:space="preserve">Four articles touch the field of the project directly. The review [O2] places the EIG, as mutual information, at the center of Bayesian design; amortized policies [O4] make adaptive design fast; and two target-oriented criteria, EPIG [O3] and ITL [E4], measure information about what must be predicted, not about the parameters.</w:t>
       </w:r>
     </w:p>
     <w:p>
@@ -34023,7 +34023,7 @@
               </w:rPr>
               <w:t xml:space="preserve">, 67(12), 7876–7890. </w:t>
             </w:r>
-            <w:hyperlink w:history="1" r:id="rIdzd3neh2sxudmdt3_krizz">
+            <w:hyperlink w:history="1" r:id="rIdpnznmbugqw8kgt4pqkliv">
               <w:r>
                 <w:rPr>
                   <w:color w:val="1D4ED8"/>
@@ -34120,7 +34120,7 @@
               </w:rPr>
               <w:t xml:space="preserve">, 16, 1050–1057. </w:t>
             </w:r>
-            <w:hyperlink w:history="1" r:id="rIdt0wc46gqwc0rjungzhlio">
+            <w:hyperlink w:history="1" r:id="rIdwe0hgn9ezp5myszpaymk3">
               <w:r>
                 <w:rPr>
                   <w:color w:val="1D4ED8"/>
@@ -34216,7 +34216,7 @@
               </w:rPr>
               <w:t xml:space="preserve">, Sér. 6, 35(1), 1–33. </w:t>
             </w:r>
-            <w:hyperlink w:history="1" r:id="rIdn5vtqfcknly7wyqyrtlbn">
+            <w:hyperlink w:history="1" r:id="rIdedv1a_jkgzofazkahnppw">
               <w:r>
                 <w:rPr>
                   <w:color w:val="1D4ED8"/>
@@ -34313,7 +34313,7 @@
               </w:rPr>
               <w:t xml:space="preserve">. </w:t>
             </w:r>
-            <w:hyperlink w:history="1" r:id="rIdo1nkyvhksaau3aoiel4ob">
+            <w:hyperlink w:history="1" r:id="rIdj7-4l3rrrun9sy-a39uiu">
               <w:r>
                 <w:rPr>
                   <w:color w:val="1D4ED8"/>
@@ -35816,7 +35816,7 @@
         </m:d>
       </m:oMath>
       <w:r>
-        <w:t xml:space="preserve"> is the part of this information that the wells leave unrevealed. This last term penalizes the designs that do not discriminate the scenario.</w:t>
+        <w:t xml:space="preserve"> is the part of this information that the wells leave unrevealed. This last term penalizes the designs that do not identify the scenario.</w:t>
       </w:r>
     </w:p>
     <w:p>
@@ -37266,7 +37266,7 @@
         </m:d>
       </m:oMath>
       <w:r>
-        <w:t xml:space="preserve"> does not depend on the design, ranking with the Gaussian surrogate maximizes a true lower bound of the EIG.</w:t>
+        <w:t xml:space="preserve"> does not depend on the design, ranking with the Gaussian surrogate maximizes a true lower bound on the EIG.</w:t>
       </w:r>
     </w:p>
     <w:p>
@@ -38726,7 +38726,7 @@
         <w:t xml:space="preserve">Design:</w:t>
       </w:r>
       <w:r>
-        <w:t xml:space="preserve"> greedy with costs on </w:t>
+        <w:t xml:space="preserve"> cost-aware greedy on </w:t>
       </w:r>
       <m:oMath>
         <m:bar>
@@ -39796,7 +39796,7 @@
         </w:rPr>
         <w:t xml:space="preserve"> </w:t>
       </w:r>
-      <w:hyperlink w:history="1" r:id="rIdxjppvhlwht-s6g6frgzun">
+      <w:hyperlink w:history="1" r:id="rIdoayqsleuosyxqjut0ivoz">
         <w:r>
           <w:rPr>
             <w:color w:val="1D4ED8"/>
@@ -39857,7 +39857,7 @@
         </w:rPr>
         <w:t xml:space="preserve"> </w:t>
       </w:r>
-      <w:hyperlink w:history="1" r:id="rIdyhfv71zsw5w5qtc1-0bgs">
+      <w:hyperlink w:history="1" r:id="rIdbu-morow6e_zdb9i9oisz">
         <w:r>
           <w:rPr>
             <w:color w:val="1D4ED8"/>
@@ -39918,7 +39918,7 @@
         </w:rPr>
         <w:t xml:space="preserve"> </w:t>
       </w:r>
-      <w:hyperlink w:history="1" r:id="rIdg1nc6ixbhqpm16tlwihnx">
+      <w:hyperlink w:history="1" r:id="rIdkrsvaqf5ltk8xnx1sywig">
         <w:r>
           <w:rPr>
             <w:color w:val="1D4ED8"/>
@@ -39979,7 +39979,7 @@
         </w:rPr>
         <w:t xml:space="preserve"> </w:t>
       </w:r>
-      <w:hyperlink w:history="1" r:id="rId_gb6qa9bskkbwz5ymsrn8">
+      <w:hyperlink w:history="1" r:id="rIdk1rli1klaybmepiuyauvg">
         <w:r>
           <w:rPr>
             <w:color w:val="1D4ED8"/>
@@ -40040,7 +40040,7 @@
         </w:rPr>
         <w:t xml:space="preserve"> </w:t>
       </w:r>
-      <w:hyperlink w:history="1" r:id="rIdxojdvaf44ezktogfz8hij">
+      <w:hyperlink w:history="1" r:id="rIdq1ryz6qjqoklpqzrunwxz">
         <w:r>
           <w:rPr>
             <w:color w:val="1D4ED8"/>
@@ -40101,7 +40101,7 @@
         </w:rPr>
         <w:t xml:space="preserve"> </w:t>
       </w:r>
-      <w:hyperlink w:history="1" r:id="rIdibcohajhqtf2iej1rir4u">
+      <w:hyperlink w:history="1" r:id="rIduzdsstyucrannrvzgt1ic">
         <w:r>
           <w:rPr>
             <w:color w:val="1D4ED8"/>
@@ -40162,7 +40162,7 @@
         </w:rPr>
         <w:t xml:space="preserve"> </w:t>
       </w:r>
-      <w:hyperlink w:history="1" r:id="rIdp4umui3moku9xkhr47v-q">
+      <w:hyperlink w:history="1" r:id="rIdufd7ro0tsqhpvl6zmknlt">
         <w:r>
           <w:rPr>
             <w:color w:val="1D4ED8"/>
@@ -40223,7 +40223,7 @@
         </w:rPr>
         <w:t xml:space="preserve"> </w:t>
       </w:r>
-      <w:hyperlink w:history="1" r:id="rIde4mjtufuoenrpoysvhx-g">
+      <w:hyperlink w:history="1" r:id="rIdgav69qj7w0tji604n91m0">
         <w:r>
           <w:rPr>
             <w:color w:val="1D4ED8"/>
@@ -40284,7 +40284,7 @@
         </w:rPr>
         <w:t xml:space="preserve"> </w:t>
       </w:r>
-      <w:hyperlink w:history="1" r:id="rIdmgutmeiwvhgpa4s2xdzlq">
+      <w:hyperlink w:history="1" r:id="rId6mxwydv8vzxrigdi4y0p9">
         <w:r>
           <w:rPr>
             <w:color w:val="1D4ED8"/>
@@ -40345,7 +40345,7 @@
         </w:rPr>
         <w:t xml:space="preserve"> </w:t>
       </w:r>
-      <w:hyperlink w:history="1" r:id="rIdjstkz635rsvhkqze6-gtb">
+      <w:hyperlink w:history="1" r:id="rId1vevfjzkrsw0_ozwszhap">
         <w:r>
           <w:rPr>
             <w:color w:val="1D4ED8"/>
@@ -40406,7 +40406,7 @@
         </w:rPr>
         <w:t xml:space="preserve"> </w:t>
       </w:r>
-      <w:hyperlink w:history="1" r:id="rIdnksfxhd2zh50fqv16k0-o">
+      <w:hyperlink w:history="1" r:id="rIdrjhiptqmt5hilexpoejfi">
         <w:r>
           <w:rPr>
             <w:color w:val="1D4ED8"/>
@@ -40467,7 +40467,7 @@
         </w:rPr>
         <w:t xml:space="preserve"> </w:t>
       </w:r>
-      <w:hyperlink w:history="1" r:id="rIdn8exdq_ujm-dr_s0-i2lq">
+      <w:hyperlink w:history="1" r:id="rIdhqgbpowlqg6nmpm1muqz0">
         <w:r>
           <w:rPr>
             <w:color w:val="1D4ED8"/>
@@ -40528,7 +40528,7 @@
         </w:rPr>
         <w:t xml:space="preserve"> </w:t>
       </w:r>
-      <w:hyperlink w:history="1" r:id="rIdtcdr4z3v0vbjivnlqs0v9">
+      <w:hyperlink w:history="1" r:id="rIdka412-e8pqpcbasznjtcr">
         <w:r>
           <w:rPr>
             <w:color w:val="1D4ED8"/>
@@ -40589,7 +40589,7 @@
         </w:rPr>
         <w:t xml:space="preserve"> </w:t>
       </w:r>
-      <w:hyperlink w:history="1" r:id="rIdyvuahmfwpe2lyknvev3nk">
+      <w:hyperlink w:history="1" r:id="rIdqvvkylijq7girgw8szp2i">
         <w:r>
           <w:rPr>
             <w:color w:val="1D4ED8"/>
@@ -40661,7 +40661,7 @@
         </w:rPr>
         <w:t xml:space="preserve"> </w:t>
       </w:r>
-      <w:hyperlink w:history="1" r:id="rIdflcj88lt5u_ninmix9hca">
+      <w:hyperlink w:history="1" r:id="rIdo1e4f49pb0v3ebfxkfpur">
         <w:r>
           <w:rPr>
             <w:color w:val="1D4ED8"/>
@@ -40722,7 +40722,7 @@
         </w:rPr>
         <w:t xml:space="preserve"> </w:t>
       </w:r>
-      <w:hyperlink w:history="1" r:id="rIdxsdfrycbbkygxwwmlganq">
+      <w:hyperlink w:history="1" r:id="rIdza9ptaa0a9bt3svecpzyu">
         <w:r>
           <w:rPr>
             <w:color w:val="1D4ED8"/>
@@ -40783,7 +40783,7 @@
         </w:rPr>
         <w:t xml:space="preserve"> </w:t>
       </w:r>
-      <w:hyperlink w:history="1" r:id="rId0utm4l2b8bnvtymlfxlth">
+      <w:hyperlink w:history="1" r:id="rIdi2nz03cz2wwlot7gpo-2c">
         <w:r>
           <w:rPr>
             <w:color w:val="1D4ED8"/>
@@ -40844,7 +40844,7 @@
         </w:rPr>
         <w:t xml:space="preserve"> </w:t>
       </w:r>
-      <w:hyperlink w:history="1" r:id="rId0wzbhxjlgxankauux_zie">
+      <w:hyperlink w:history="1" r:id="rIdtiiz_kchuqchpjgs-qidb">
         <w:r>
           <w:rPr>
             <w:color w:val="1D4ED8"/>
@@ -40905,7 +40905,7 @@
         </w:rPr>
         <w:t xml:space="preserve"> </w:t>
       </w:r>
-      <w:hyperlink w:history="1" r:id="rId01kewwomd8th0igwitpuj">
+      <w:hyperlink w:history="1" r:id="rIdovyrqaf3myk-8uf5uogrn">
         <w:r>
           <w:rPr>
             <w:color w:val="1D4ED8"/>
@@ -40966,7 +40966,7 @@
         </w:rPr>
         <w:t xml:space="preserve"> </w:t>
       </w:r>
-      <w:hyperlink w:history="1" r:id="rIdkjlkas0jxbiwminuvmgbd">
+      <w:hyperlink w:history="1" r:id="rIdhu7xojhiarl1xax3xfmh0">
         <w:r>
           <w:rPr>
             <w:color w:val="1D4ED8"/>
@@ -41027,7 +41027,7 @@
         </w:rPr>
         <w:t xml:space="preserve"> </w:t>
       </w:r>
-      <w:hyperlink w:history="1" r:id="rIdcxwx2ylrjmegzcsjo5ptf">
+      <w:hyperlink w:history="1" r:id="rIdxm2-fdgsyacfgl5jutvsc">
         <w:r>
           <w:rPr>
             <w:color w:val="1D4ED8"/>
@@ -41088,7 +41088,7 @@
         </w:rPr>
         <w:t xml:space="preserve"> </w:t>
       </w:r>
-      <w:hyperlink w:history="1" r:id="rIdb6voyzkjpdeyxasal1rog">
+      <w:hyperlink w:history="1" r:id="rIdguopxck3fvgxhtzntmmjp">
         <w:r>
           <w:rPr>
             <w:color w:val="1D4ED8"/>
@@ -41149,7 +41149,7 @@
         </w:rPr>
         <w:t xml:space="preserve"> </w:t>
       </w:r>
-      <w:hyperlink w:history="1" r:id="rIdga3-rkdnmfojcht07wxgv">
+      <w:hyperlink w:history="1" r:id="rIdgpzbfcksbwcuwggggscsa">
         <w:r>
           <w:rPr>
             <w:color w:val="1D4ED8"/>
@@ -41210,7 +41210,7 @@
         </w:rPr>
         <w:t xml:space="preserve"> </w:t>
       </w:r>
-      <w:hyperlink w:history="1" r:id="rIdik6aufhulk7e_2pocxvin">
+      <w:hyperlink w:history="1" r:id="rId69rivfimacsjmtygvzxco">
         <w:r>
           <w:rPr>
             <w:color w:val="1D4ED8"/>
@@ -41271,7 +41271,7 @@
         </w:rPr>
         <w:t xml:space="preserve"> </w:t>
       </w:r>
-      <w:hyperlink w:history="1" r:id="rIdrnvtjmhjw1kzauocluv3g">
+      <w:hyperlink w:history="1" r:id="rIdlorkbhk9dvqefwzggnyk8">
         <w:r>
           <w:rPr>
             <w:color w:val="1D4ED8"/>
@@ -41332,7 +41332,7 @@
         </w:rPr>
         <w:t xml:space="preserve"> </w:t>
       </w:r>
-      <w:hyperlink w:history="1" r:id="rId4cwjh-r9teiv1birwlmn8">
+      <w:hyperlink w:history="1" r:id="rIdqjyaaksamhraqekjrtvym">
         <w:r>
           <w:rPr>
             <w:color w:val="1D4ED8"/>
@@ -41393,7 +41393,7 @@
         </w:rPr>
         <w:t xml:space="preserve"> </w:t>
       </w:r>
-      <w:hyperlink w:history="1" r:id="rIdc78cysfelg0xi-6jwamwy">
+      <w:hyperlink w:history="1" r:id="rIdhzcsfa6d6t6u-1xe42nwi">
         <w:r>
           <w:rPr>
             <w:color w:val="1D4ED8"/>
@@ -41454,7 +41454,7 @@
         </w:rPr>
         <w:t xml:space="preserve"> </w:t>
       </w:r>
-      <w:hyperlink w:history="1" r:id="rIdias30qccc_xqpodhtvxd1">
+      <w:hyperlink w:history="1" r:id="rIdjezwvgdieqwls1ecrsqzj">
         <w:r>
           <w:rPr>
             <w:color w:val="1D4ED8"/>
@@ -41515,7 +41515,7 @@
         </w:rPr>
         <w:t xml:space="preserve"> </w:t>
       </w:r>
-      <w:hyperlink w:history="1" r:id="rIdnua0ob_an15h9eji9zpua">
+      <w:hyperlink w:history="1" r:id="rId9rrotnzvspmrtgmxfdpjx">
         <w:r>
           <w:rPr>
             <w:color w:val="1D4ED8"/>
@@ -41576,7 +41576,7 @@
         </w:rPr>
         <w:t xml:space="preserve"> </w:t>
       </w:r>
-      <w:hyperlink w:history="1" r:id="rId_2zhoy-w2z0uwost2kqqj">
+      <w:hyperlink w:history="1" r:id="rIdgv3acs23rp7tuuwbndbkl">
         <w:r>
           <w:rPr>
             <w:color w:val="1D4ED8"/>
@@ -41637,7 +41637,7 @@
         </w:rPr>
         <w:t xml:space="preserve"> </w:t>
       </w:r>
-      <w:hyperlink w:history="1" r:id="rIdniufd4thpuoz6xzdibiaz">
+      <w:hyperlink w:history="1" r:id="rIdavz3hq7fmzear4w7tzpri">
         <w:r>
           <w:rPr>
             <w:color w:val="1D4ED8"/>
@@ -41698,7 +41698,7 @@
         </w:rPr>
         <w:t xml:space="preserve"> </w:t>
       </w:r>
-      <w:hyperlink w:history="1" r:id="rIdbllzv0dkmlyvas4xfwsiy">
+      <w:hyperlink w:history="1" r:id="rIdjlrvairdqkaqb1ip1c120">
         <w:r>
           <w:rPr>
             <w:color w:val="1D4ED8"/>
@@ -41759,7 +41759,7 @@
         </w:rPr>
         <w:t xml:space="preserve"> </w:t>
       </w:r>
-      <w:hyperlink w:history="1" r:id="rIdhidzj5zxvekwd3e6psdj0">
+      <w:hyperlink w:history="1" r:id="rIdaasxo9ik-lqzoejj9ct9c">
         <w:r>
           <w:rPr>
             <w:color w:val="1D4ED8"/>
@@ -41820,7 +41820,7 @@
         </w:rPr>
         <w:t xml:space="preserve"> </w:t>
       </w:r>
-      <w:hyperlink w:history="1" r:id="rIdei-lwahpzqlbajferoout">
+      <w:hyperlink w:history="1" r:id="rIdznthfkqbemxvpalfqse_1">
         <w:r>
           <w:rPr>
             <w:color w:val="1D4ED8"/>
@@ -41990,7 +41990,7 @@
         <w:sz w:val="16"/>
         <w:szCs w:val="16"/>
       </w:rPr>
-      <w:t xml:space="preserve">Literature review · Information theory · 2020–2026</w:t>
+      <w:t xml:space="preserve">Literature search · Information theory · 2020–2026</w:t>
     </w:r>
   </w:p>
 </w:hdr>

--- a/docs/literature/Literature_review_Information_Theory_2020-2026.docx
+++ b/docs/literature/Literature_review_Information_Theory_2020-2026.docx
@@ -4663,7 +4663,7 @@
         </m:d>
       </m:oMath>
       <w:r>
-        <w:t xml:space="preserve"> [B8]. The literature of 2020–2026 brings variational and contrastive bounds, amortized adaptive design with neural policies [O2, O4] [O4], and criteria oriented toward prediction or toward a goal: the expected predictive information gain [O3] and transductive learning [E4]. The function </w:t>
+        <w:t xml:space="preserve"> [B8]. The literature of 2020–2026 brings variational and contrastive bounds, amortized adaptive design with neural policies [O2, O4], and criteria oriented toward prediction or toward a goal: the expected predictive information gain [O3] and transductive learning [E4]. The function </w:t>
       </w:r>
       <m:oMath>
         <m:r>
@@ -7875,7 +7875,7 @@
             <w:vAlign w:val="top"/>
           </w:tcPr>
           <w:p>
-            <w:hyperlink w:history="1" r:id="rIdsz7m9maw_pbl7yb53wcav">
+            <w:hyperlink w:history="1" r:id="rIdsgq6jb6i0ft04c5nw4fgy">
               <w:r>
                 <w:rPr>
                   <w:color w:val="1D4ED8"/>
@@ -9217,7 +9217,7 @@
             <w:vAlign w:val="top"/>
           </w:tcPr>
           <w:p>
-            <w:hyperlink w:history="1" r:id="rIdl5aeigadvmsjel8ojcvmg">
+            <w:hyperlink w:history="1" r:id="rIdkyws5-0xxvz_wx1lu2nb6">
               <w:r>
                 <w:rPr>
                   <w:color w:val="1D4ED8"/>
@@ -10267,7 +10267,7 @@
             <w:vAlign w:val="top"/>
           </w:tcPr>
           <w:p>
-            <w:hyperlink w:history="1" r:id="rIdcvsr0zeohta_8efbz7fnq">
+            <w:hyperlink w:history="1" r:id="rId08hdq7j0cahqtrqh61ufp">
               <w:r>
                 <w:rPr>
                   <w:color w:val="1D4ED8"/>
@@ -11541,7 +11541,7 @@
             <w:vAlign w:val="top"/>
           </w:tcPr>
           <w:p>
-            <w:hyperlink w:history="1" r:id="rIdxni4i5dpchjdkty-r2vht">
+            <w:hyperlink w:history="1" r:id="rIdp9zn_5k8w74e3sor5bjoj">
               <w:r>
                 <w:rPr>
                   <w:color w:val="1D4ED8"/>
@@ -12781,7 +12781,7 @@
             <w:vAlign w:val="top"/>
           </w:tcPr>
           <w:p>
-            <w:hyperlink w:history="1" r:id="rIducm_hpznfav9lffrerqqg">
+            <w:hyperlink w:history="1" r:id="rIdemkwaqpjxzc1bmonhh-zq">
               <w:r>
                 <w:rPr>
                   <w:color w:val="1D4ED8"/>
@@ -14013,7 +14013,7 @@
             <w:vAlign w:val="top"/>
           </w:tcPr>
           <w:p>
-            <w:hyperlink w:history="1" r:id="rIdztsu-pnllqenqxlmhcn6z">
+            <w:hyperlink w:history="1" r:id="rIdya0gqjd1cimp6ybl7h0uc">
               <w:r>
                 <w:rPr>
                   <w:color w:val="1D4ED8"/>
@@ -15181,7 +15181,7 @@
             <w:vAlign w:val="top"/>
           </w:tcPr>
           <w:p>
-            <w:hyperlink w:history="1" r:id="rIdmxo8gyvnqyruw9sq0i_yb">
+            <w:hyperlink w:history="1" r:id="rIdxk2pgs7xyh4gufvsrsejq">
               <w:r>
                 <w:rPr>
                   <w:color w:val="1D4ED8"/>
@@ -16356,7 +16356,7 @@
             <w:vAlign w:val="top"/>
           </w:tcPr>
           <w:p>
-            <w:hyperlink w:history="1" r:id="rId8pofol-d8c0tcj6khukdb">
+            <w:hyperlink w:history="1" r:id="rIdzttdjag0l1xj6nmk9dkpp">
               <w:r>
                 <w:rPr>
                   <w:color w:val="1D4ED8"/>
@@ -17442,7 +17442,7 @@
             <w:vAlign w:val="top"/>
           </w:tcPr>
           <w:p>
-            <w:hyperlink w:history="1" r:id="rId93or4x10ddb6s0h87lb00">
+            <w:hyperlink w:history="1" r:id="rIdrbu8egvj9glvwz8t7xfxa">
               <w:r>
                 <w:rPr>
                   <w:color w:val="1D4ED8"/>
@@ -19088,7 +19088,7 @@
             <w:vAlign w:val="top"/>
           </w:tcPr>
           <w:p>
-            <w:hyperlink w:history="1" r:id="rIdrhikybuy_8zdrsm26oozm">
+            <w:hyperlink w:history="1" r:id="rIds0989qczrmkc7quv_dj9u">
               <w:r>
                 <w:rPr>
                   <w:color w:val="1D4ED8"/>
@@ -20275,7 +20275,7 @@
             <w:vAlign w:val="top"/>
           </w:tcPr>
           <w:p>
-            <w:hyperlink w:history="1" r:id="rIdpzauomqehye9xb8cyiqxc">
+            <w:hyperlink w:history="1" r:id="rIdajqsj1fzy4vbw9ljodmob">
               <w:r>
                 <w:rPr>
                   <w:color w:val="1D4ED8"/>
@@ -21468,7 +21468,7 @@
             <w:vAlign w:val="top"/>
           </w:tcPr>
           <w:p>
-            <w:hyperlink w:history="1" r:id="rIdcnezo2hntdpvrwjgcpsx4">
+            <w:hyperlink w:history="1" r:id="rIdtpyipr2mhmtgrkqhdgde8">
               <w:r>
                 <w:rPr>
                   <w:color w:val="1D4ED8"/>
@@ -22597,7 +22597,7 @@
             <w:vAlign w:val="top"/>
           </w:tcPr>
           <w:p>
-            <w:hyperlink w:history="1" r:id="rId1ppeshdkvzferkttoxpin">
+            <w:hyperlink w:history="1" r:id="rIdkjtego4vl8drcjyrro0tu">
               <w:r>
                 <w:rPr>
                   <w:color w:val="1D4ED8"/>
@@ -23796,7 +23796,7 @@
             <w:vAlign w:val="top"/>
           </w:tcPr>
           <w:p>
-            <w:hyperlink w:history="1" r:id="rIdjgdskh1tlhus18gx1pbbq">
+            <w:hyperlink w:history="1" r:id="rId5kjhcgjrolv0jeo9mxp5x">
               <w:r>
                 <w:rPr>
                   <w:color w:val="1D4ED8"/>
@@ -24943,7 +24943,7 @@
             <w:vAlign w:val="top"/>
           </w:tcPr>
           <w:p>
-            <w:hyperlink w:history="1" r:id="rId2le5xdf59fqgkly9rsfvv">
+            <w:hyperlink w:history="1" r:id="rIdpjhdbox0ghq9gbqsa8dvs">
               <w:r>
                 <w:rPr>
                   <w:color w:val="1D4ED8"/>
@@ -26099,7 +26099,7 @@
             <w:vAlign w:val="top"/>
           </w:tcPr>
           <w:p>
-            <w:hyperlink w:history="1" r:id="rIdktut_wkseizwv817hudfb">
+            <w:hyperlink w:history="1" r:id="rIdfu1996skkaqln33sojuwb">
               <w:r>
                 <w:rPr>
                   <w:color w:val="1D4ED8"/>
@@ -27179,7 +27179,7 @@
             <w:vAlign w:val="top"/>
           </w:tcPr>
           <w:p>
-            <w:hyperlink w:history="1" r:id="rIdwvfrhw6lgsd0niw822eaj">
+            <w:hyperlink w:history="1" r:id="rIduhcj8lg-oldrpkiextk6n">
               <w:r>
                 <w:rPr>
                   <w:color w:val="1D4ED8"/>
@@ -28336,7 +28336,7 @@
             <w:vAlign w:val="top"/>
           </w:tcPr>
           <w:p>
-            <w:hyperlink w:history="1" r:id="rIdmfie_eeot7br8moftckdk">
+            <w:hyperlink w:history="1" r:id="rIdjltxblj3zvilhtzgtwxi3">
               <w:r>
                 <w:rPr>
                   <w:color w:val="1D4ED8"/>
@@ -29393,7 +29393,7 @@
             <w:vAlign w:val="top"/>
           </w:tcPr>
           <w:p>
-            <w:hyperlink w:history="1" r:id="rIdszrhs6x_idoh8mpjha2rt">
+            <w:hyperlink w:history="1" r:id="rId9bxmohofhsun80md1xq4_">
               <w:r>
                 <w:rPr>
                   <w:color w:val="1D4ED8"/>
@@ -30589,7 +30589,7 @@
             <w:vAlign w:val="top"/>
           </w:tcPr>
           <w:p>
-            <w:hyperlink w:history="1" r:id="rIdroyrti1uintbxek5v14bq">
+            <w:hyperlink w:history="1" r:id="rIdx-ufcooylj57wno5gvjxr">
               <w:r>
                 <w:rPr>
                   <w:color w:val="1D4ED8"/>
@@ -34023,7 +34023,7 @@
               </w:rPr>
               <w:t xml:space="preserve">, 67(12), 7876–7890. </w:t>
             </w:r>
-            <w:hyperlink w:history="1" r:id="rIdpnznmbugqw8kgt4pqkliv">
+            <w:hyperlink w:history="1" r:id="rIdfdn0wtqwi0ibawfhbejup">
               <w:r>
                 <w:rPr>
                   <w:color w:val="1D4ED8"/>
@@ -34120,7 +34120,7 @@
               </w:rPr>
               <w:t xml:space="preserve">, 16, 1050–1057. </w:t>
             </w:r>
-            <w:hyperlink w:history="1" r:id="rIdwe0hgn9ezp5myszpaymk3">
+            <w:hyperlink w:history="1" r:id="rIdbgyezftrsnevstobvjmuv">
               <w:r>
                 <w:rPr>
                   <w:color w:val="1D4ED8"/>
@@ -34216,7 +34216,7 @@
               </w:rPr>
               <w:t xml:space="preserve">, Sér. 6, 35(1), 1–33. </w:t>
             </w:r>
-            <w:hyperlink w:history="1" r:id="rIdedv1a_jkgzofazkahnppw">
+            <w:hyperlink w:history="1" r:id="rIds4skddt1fzdejgyd_b5qd">
               <w:r>
                 <w:rPr>
                   <w:color w:val="1D4ED8"/>
@@ -34313,7 +34313,7 @@
               </w:rPr>
               <w:t xml:space="preserve">. </w:t>
             </w:r>
-            <w:hyperlink w:history="1" r:id="rIdj7-4l3rrrun9sy-a39uiu">
+            <w:hyperlink w:history="1" r:id="rIdzagyciwrjimuq6erw7eki">
               <w:r>
                 <w:rPr>
                   <w:color w:val="1D4ED8"/>
@@ -39796,7 +39796,7 @@
         </w:rPr>
         <w:t xml:space="preserve"> </w:t>
       </w:r>
-      <w:hyperlink w:history="1" r:id="rIdoayqsleuosyxqjut0ivoz">
+      <w:hyperlink w:history="1" r:id="rIdnalngm51glbtv8tc6fw0-">
         <w:r>
           <w:rPr>
             <w:color w:val="1D4ED8"/>
@@ -39857,7 +39857,7 @@
         </w:rPr>
         <w:t xml:space="preserve"> </w:t>
       </w:r>
-      <w:hyperlink w:history="1" r:id="rIdbu-morow6e_zdb9i9oisz">
+      <w:hyperlink w:history="1" r:id="rIdqmafn2sgny39g3cnamyzd">
         <w:r>
           <w:rPr>
             <w:color w:val="1D4ED8"/>
@@ -39918,7 +39918,7 @@
         </w:rPr>
         <w:t xml:space="preserve"> </w:t>
       </w:r>
-      <w:hyperlink w:history="1" r:id="rIdkrsvaqf5ltk8xnx1sywig">
+      <w:hyperlink w:history="1" r:id="rId5ria_pqqm_gjb9kv5ktss">
         <w:r>
           <w:rPr>
             <w:color w:val="1D4ED8"/>
@@ -39979,7 +39979,7 @@
         </w:rPr>
         <w:t xml:space="preserve"> </w:t>
       </w:r>
-      <w:hyperlink w:history="1" r:id="rIdk1rli1klaybmepiuyauvg">
+      <w:hyperlink w:history="1" r:id="rIdattazjftnfxbrvwdrl7ye">
         <w:r>
           <w:rPr>
             <w:color w:val="1D4ED8"/>
@@ -40040,7 +40040,7 @@
         </w:rPr>
         <w:t xml:space="preserve"> </w:t>
       </w:r>
-      <w:hyperlink w:history="1" r:id="rIdq1ryz6qjqoklpqzrunwxz">
+      <w:hyperlink w:history="1" r:id="rIdrxijjefv-fajfzjflj3q3">
         <w:r>
           <w:rPr>
             <w:color w:val="1D4ED8"/>
@@ -40101,7 +40101,7 @@
         </w:rPr>
         <w:t xml:space="preserve"> </w:t>
       </w:r>
-      <w:hyperlink w:history="1" r:id="rIduzdsstyucrannrvzgt1ic">
+      <w:hyperlink w:history="1" r:id="rIdpg0ydjkdqesrckwmqtcfx">
         <w:r>
           <w:rPr>
             <w:color w:val="1D4ED8"/>
@@ -40162,7 +40162,7 @@
         </w:rPr>
         <w:t xml:space="preserve"> </w:t>
       </w:r>
-      <w:hyperlink w:history="1" r:id="rIdufd7ro0tsqhpvl6zmknlt">
+      <w:hyperlink w:history="1" r:id="rId6plscrkxudhb9uakfnywl">
         <w:r>
           <w:rPr>
             <w:color w:val="1D4ED8"/>
@@ -40223,7 +40223,7 @@
         </w:rPr>
         <w:t xml:space="preserve"> </w:t>
       </w:r>
-      <w:hyperlink w:history="1" r:id="rIdgav69qj7w0tji604n91m0">
+      <w:hyperlink w:history="1" r:id="rIdu9-c1cpovkl6xqa_kq-a6">
         <w:r>
           <w:rPr>
             <w:color w:val="1D4ED8"/>
@@ -40284,7 +40284,7 @@
         </w:rPr>
         <w:t xml:space="preserve"> </w:t>
       </w:r>
-      <w:hyperlink w:history="1" r:id="rId6mxwydv8vzxrigdi4y0p9">
+      <w:hyperlink w:history="1" r:id="rIdt4jp8vlueuccyu9386tfi">
         <w:r>
           <w:rPr>
             <w:color w:val="1D4ED8"/>
@@ -40345,7 +40345,7 @@
         </w:rPr>
         <w:t xml:space="preserve"> </w:t>
       </w:r>
-      <w:hyperlink w:history="1" r:id="rId1vevfjzkrsw0_ozwszhap">
+      <w:hyperlink w:history="1" r:id="rIdhwbsksjxnwdm9ibkjprvm">
         <w:r>
           <w:rPr>
             <w:color w:val="1D4ED8"/>
@@ -40406,7 +40406,7 @@
         </w:rPr>
         <w:t xml:space="preserve"> </w:t>
       </w:r>
-      <w:hyperlink w:history="1" r:id="rIdrjhiptqmt5hilexpoejfi">
+      <w:hyperlink w:history="1" r:id="rIdpghl3urmm9xz-1cwx9r4p">
         <w:r>
           <w:rPr>
             <w:color w:val="1D4ED8"/>
@@ -40467,7 +40467,7 @@
         </w:rPr>
         <w:t xml:space="preserve"> </w:t>
       </w:r>
-      <w:hyperlink w:history="1" r:id="rIdhqgbpowlqg6nmpm1muqz0">
+      <w:hyperlink w:history="1" r:id="rIdqey8ictpio68k5u8o1st2">
         <w:r>
           <w:rPr>
             <w:color w:val="1D4ED8"/>
@@ -40528,7 +40528,7 @@
         </w:rPr>
         <w:t xml:space="preserve"> </w:t>
       </w:r>
-      <w:hyperlink w:history="1" r:id="rIdka412-e8pqpcbasznjtcr">
+      <w:hyperlink w:history="1" r:id="rId2c2zvonateyihpie1dgxz">
         <w:r>
           <w:rPr>
             <w:color w:val="1D4ED8"/>
@@ -40589,7 +40589,7 @@
         </w:rPr>
         <w:t xml:space="preserve"> </w:t>
       </w:r>
-      <w:hyperlink w:history="1" r:id="rIdqvvkylijq7girgw8szp2i">
+      <w:hyperlink w:history="1" r:id="rIdxdw1ddq9hwicz6lslczye">
         <w:r>
           <w:rPr>
             <w:color w:val="1D4ED8"/>
@@ -40661,7 +40661,7 @@
         </w:rPr>
         <w:t xml:space="preserve"> </w:t>
       </w:r>
-      <w:hyperlink w:history="1" r:id="rIdo1e4f49pb0v3ebfxkfpur">
+      <w:hyperlink w:history="1" r:id="rId6vhbpdhudul6b3wj8c8ub">
         <w:r>
           <w:rPr>
             <w:color w:val="1D4ED8"/>
@@ -40722,7 +40722,7 @@
         </w:rPr>
         <w:t xml:space="preserve"> </w:t>
       </w:r>
-      <w:hyperlink w:history="1" r:id="rIdza9ptaa0a9bt3svecpzyu">
+      <w:hyperlink w:history="1" r:id="rIdlp6rubmlishpvht-2m_fk">
         <w:r>
           <w:rPr>
             <w:color w:val="1D4ED8"/>
@@ -40783,7 +40783,7 @@
         </w:rPr>
         <w:t xml:space="preserve"> </w:t>
       </w:r>
-      <w:hyperlink w:history="1" r:id="rIdi2nz03cz2wwlot7gpo-2c">
+      <w:hyperlink w:history="1" r:id="rIdgypdqjy9ie3bif9kewu_h">
         <w:r>
           <w:rPr>
             <w:color w:val="1D4ED8"/>
@@ -40844,7 +40844,7 @@
         </w:rPr>
         <w:t xml:space="preserve"> </w:t>
       </w:r>
-      <w:hyperlink w:history="1" r:id="rIdtiiz_kchuqchpjgs-qidb">
+      <w:hyperlink w:history="1" r:id="rIdejcrsvwcvxjjmu4yq__xg">
         <w:r>
           <w:rPr>
             <w:color w:val="1D4ED8"/>
@@ -40905,7 +40905,7 @@
         </w:rPr>
         <w:t xml:space="preserve"> </w:t>
       </w:r>
-      <w:hyperlink w:history="1" r:id="rIdovyrqaf3myk-8uf5uogrn">
+      <w:hyperlink w:history="1" r:id="rIddex4ytivataozycyxj_yo">
         <w:r>
           <w:rPr>
             <w:color w:val="1D4ED8"/>
@@ -40966,7 +40966,7 @@
         </w:rPr>
         <w:t xml:space="preserve"> </w:t>
       </w:r>
-      <w:hyperlink w:history="1" r:id="rIdhu7xojhiarl1xax3xfmh0">
+      <w:hyperlink w:history="1" r:id="rIdpg2nrg7aerzn8lvatmwck">
         <w:r>
           <w:rPr>
             <w:color w:val="1D4ED8"/>
@@ -41027,7 +41027,7 @@
         </w:rPr>
         <w:t xml:space="preserve"> </w:t>
       </w:r>
-      <w:hyperlink w:history="1" r:id="rIdxm2-fdgsyacfgl5jutvsc">
+      <w:hyperlink w:history="1" r:id="rIdzby4_lqog_r7bek25ojng">
         <w:r>
           <w:rPr>
             <w:color w:val="1D4ED8"/>
@@ -41088,7 +41088,7 @@
         </w:rPr>
         <w:t xml:space="preserve"> </w:t>
       </w:r>
-      <w:hyperlink w:history="1" r:id="rIdguopxck3fvgxhtzntmmjp">
+      <w:hyperlink w:history="1" r:id="rIdolni-t_wm7ng9mgv-evep">
         <w:r>
           <w:rPr>
             <w:color w:val="1D4ED8"/>
@@ -41149,7 +41149,7 @@
         </w:rPr>
         <w:t xml:space="preserve"> </w:t>
       </w:r>
-      <w:hyperlink w:history="1" r:id="rIdgpzbfcksbwcuwggggscsa">
+      <w:hyperlink w:history="1" r:id="rIdp3vuilujnulmeinineczd">
         <w:r>
           <w:rPr>
             <w:color w:val="1D4ED8"/>
@@ -41210,7 +41210,7 @@
         </w:rPr>
         <w:t xml:space="preserve"> </w:t>
       </w:r>
-      <w:hyperlink w:history="1" r:id="rId69rivfimacsjmtygvzxco">
+      <w:hyperlink w:history="1" r:id="rId5opmjn00kpombqsgqqdte">
         <w:r>
           <w:rPr>
             <w:color w:val="1D4ED8"/>
@@ -41271,7 +41271,7 @@
         </w:rPr>
         <w:t xml:space="preserve"> </w:t>
       </w:r>
-      <w:hyperlink w:history="1" r:id="rIdlorkbhk9dvqefwzggnyk8">
+      <w:hyperlink w:history="1" r:id="rIdt3huzzz_prk1kxlzavomx">
         <w:r>
           <w:rPr>
             <w:color w:val="1D4ED8"/>
@@ -41332,7 +41332,7 @@
         </w:rPr>
         <w:t xml:space="preserve"> </w:t>
       </w:r>
-      <w:hyperlink w:history="1" r:id="rIdqjyaaksamhraqekjrtvym">
+      <w:hyperlink w:history="1" r:id="rIdmsgoifvywmeqwgsebp0xq">
         <w:r>
           <w:rPr>
             <w:color w:val="1D4ED8"/>
@@ -41393,7 +41393,7 @@
         </w:rPr>
         <w:t xml:space="preserve"> </w:t>
       </w:r>
-      <w:hyperlink w:history="1" r:id="rIdhzcsfa6d6t6u-1xe42nwi">
+      <w:hyperlink w:history="1" r:id="rIdlq1ik2snqbvlwdngrylmy">
         <w:r>
           <w:rPr>
             <w:color w:val="1D4ED8"/>
@@ -41454,7 +41454,7 @@
         </w:rPr>
         <w:t xml:space="preserve"> </w:t>
       </w:r>
-      <w:hyperlink w:history="1" r:id="rIdjezwvgdieqwls1ecrsqzj">
+      <w:hyperlink w:history="1" r:id="rIdwscdmcgcg1abtlt5t1hbt">
         <w:r>
           <w:rPr>
             <w:color w:val="1D4ED8"/>
@@ -41515,7 +41515,7 @@
         </w:rPr>
         <w:t xml:space="preserve"> </w:t>
       </w:r>
-      <w:hyperlink w:history="1" r:id="rId9rrotnzvspmrtgmxfdpjx">
+      <w:hyperlink w:history="1" r:id="rIdaebs-z-d3bbky9_putcdn">
         <w:r>
           <w:rPr>
             <w:color w:val="1D4ED8"/>
@@ -41576,7 +41576,7 @@
         </w:rPr>
         <w:t xml:space="preserve"> </w:t>
       </w:r>
-      <w:hyperlink w:history="1" r:id="rIdgv3acs23rp7tuuwbndbkl">
+      <w:hyperlink w:history="1" r:id="rIdktavhw0vvqv866fldfela">
         <w:r>
           <w:rPr>
             <w:color w:val="1D4ED8"/>
@@ -41637,7 +41637,7 @@
         </w:rPr>
         <w:t xml:space="preserve"> </w:t>
       </w:r>
-      <w:hyperlink w:history="1" r:id="rIdavz3hq7fmzear4w7tzpri">
+      <w:hyperlink w:history="1" r:id="rIdvwkuga9fmk5k6s4yg4stc">
         <w:r>
           <w:rPr>
             <w:color w:val="1D4ED8"/>
@@ -41698,7 +41698,7 @@
         </w:rPr>
         <w:t xml:space="preserve"> </w:t>
       </w:r>
-      <w:hyperlink w:history="1" r:id="rIdjlrvairdqkaqb1ip1c120">
+      <w:hyperlink w:history="1" r:id="rId8ntnx9u6jbuzlisgztlmg">
         <w:r>
           <w:rPr>
             <w:color w:val="1D4ED8"/>
@@ -41759,7 +41759,7 @@
         </w:rPr>
         <w:t xml:space="preserve"> </w:t>
       </w:r>
-      <w:hyperlink w:history="1" r:id="rIdaasxo9ik-lqzoejj9ct9c">
+      <w:hyperlink w:history="1" r:id="rIdgzznla4wfzh2tcfdcskae">
         <w:r>
           <w:rPr>
             <w:color w:val="1D4ED8"/>
@@ -41820,7 +41820,7 @@
         </w:rPr>
         <w:t xml:space="preserve"> </w:t>
       </w:r>
-      <w:hyperlink w:history="1" r:id="rIdznthfkqbemxvpalfqse_1">
+      <w:hyperlink w:history="1" r:id="rIdr91tzqmsxtboggdz7tb6g">
         <w:r>
           <w:rPr>
             <w:color w:val="1D4ED8"/>
